--- a/Cover_Letters/Shinoy_Alignerr_Senior_Software_Engineer_AI_Infrastructure_Cover_Letter.docx
+++ b/Cover_Letters/Shinoy_Alignerr_Senior_Software_Engineer_AI_Infrastructure_Cover_Letter.docx
@@ -14,7 +14,7 @@
     </w:p>
     <w:p>
       <w:r>
-        <w:t>October 11, 2026</w:t>
+        <w:t>October 26, 2026</w:t>
       </w:r>
     </w:p>
     <w:p>
@@ -35,12 +35,7 @@
     </w:p>
     <w:p>
       <w:r>
-        <w:t>I have spent over eight years building software testing systems and automation frameworks in fast-paced environments. My technical background includes working with TypeScript, Java, AWS, and infrastructure tools like Terraform, which aligns well with your focus on backend services and cloud infrastructure. I also have hands-on experience using Gemini Code Assist to streamline test generation and deployment scripts.</w:t>
-      </w:r>
-    </w:p>
-    <w:p>
-      <w:r>
-        <w:t>Working remotely and collaborating asynchronously are approaches I am very comfortable with from my previous roles. I appreciate the autonomy your team provides and am ready to contribute to your AI infrastructure projects.</w:t>
+        <w:t>Your work building infrastructure for AI systems aligns well with my background in software engineering, CI/CD pipelines, and cloud environments like AWS. I have spent years writing backend code, managing test deployments, and working with modern languages such as Python and TypeScript. I have also used tools like Gemini Code Assist to streamline test generation and deployment scripts in my recent projects.</w:t>
       </w:r>
     </w:p>
     <w:p>
